--- a/docs/practice/Практика_3_Данные.docx
+++ b/docs/practice/Практика_3_Данные.docx
@@ -213,14 +213,10 @@
     </w:p>
     <w:p>
       <w:pPr>
+        <w:pStyle w:val="Heading1"/>
         <w:pageBreakBefore w:val="0"/>
-        <w:ind w:firstLine="0"/>
-        <w:jc w:val="center"/>
       </w:pPr>
       <w:r>
-        <w:rPr>
-          <w:b/>
-        </w:rPr>
         <w:t>1. Поиск и обоснование</w:t>
       </w:r>
     </w:p>
@@ -278,14 +274,10 @@
     </w:p>
     <w:p>
       <w:pPr>
+        <w:pStyle w:val="Heading1"/>
         <w:pageBreakBefore w:val="0"/>
-        <w:ind w:firstLine="0"/>
-        <w:jc w:val="center"/>
       </w:pPr>
       <w:r>
-        <w:rPr>
-          <w:b/>
-        </w:rPr>
         <w:t>2. Описание наборов данных (кандидаты)</w:t>
       </w:r>
     </w:p>
@@ -1284,14 +1276,10 @@
     </w:p>
     <w:p>
       <w:pPr>
+        <w:pStyle w:val="Heading1"/>
         <w:pageBreakBefore w:val="0"/>
-        <w:ind w:firstLine="0"/>
-        <w:jc w:val="center"/>
       </w:pPr>
       <w:r>
-        <w:rPr>
-          <w:b/>
-        </w:rPr>
         <w:t>3. Описание источников (provenance)</w:t>
       </w:r>
     </w:p>
@@ -1341,14 +1329,10 @@
     </w:p>
     <w:p>
       <w:pPr>
+        <w:pStyle w:val="Heading1"/>
         <w:pageBreakBefore w:val="0"/>
-        <w:ind w:firstLine="0"/>
-        <w:jc w:val="center"/>
       </w:pPr>
       <w:r>
-        <w:rPr>
-          <w:b/>
-        </w:rPr>
         <w:t>4. Предобработка</w:t>
       </w:r>
     </w:p>
@@ -1425,14 +1409,10 @@
     </w:p>
     <w:p>
       <w:pPr>
+        <w:pStyle w:val="Heading1"/>
         <w:pageBreakBefore w:val="0"/>
-        <w:ind w:firstLine="0"/>
-        <w:jc w:val="center"/>
       </w:pPr>
       <w:r>
-        <w:rPr>
-          <w:b/>
-        </w:rPr>
         <w:t>5. Протокол сбора данных</w:t>
       </w:r>
     </w:p>
@@ -1980,7 +1960,7 @@
       <w:b/>
       <w:bCs/>
       <w:color w:val="000000"/>
-      <w:sz w:val="28"/>
+      <w:sz w:val="32"/>
       <w:szCs w:val="28"/>
     </w:rPr>
   </w:style>

--- a/docs/practice/Практика_3_Данные.docx
+++ b/docs/practice/Практика_3_Данные.docx
@@ -1956,7 +1956,7 @@
       <w:outlineLvl w:val="0"/>
     </w:pPr>
     <w:rPr>
-      <w:rFonts w:asciiTheme="majorHAnsi" w:eastAsiaTheme="majorEastAsia" w:hAnsiTheme="majorHAnsi" w:cstheme="majorBidi" w:ascii="Times New Roman" w:hAnsi="Times New Roman" w:eastAsia="Times New Roman"/>
+      <w:rFonts w:ascii="Times New Roman" w:hAnsi="Times New Roman" w:eastAsia="Times New Roman" w:cs="Times New Roman"/>
       <w:b/>
       <w:bCs/>
       <w:color w:val="000000"/>
@@ -1982,7 +1982,7 @@
       <w:outlineLvl w:val="1"/>
     </w:pPr>
     <w:rPr>
-      <w:rFonts w:asciiTheme="majorHAnsi" w:eastAsiaTheme="majorEastAsia" w:hAnsiTheme="majorHAnsi" w:cstheme="majorBidi" w:ascii="Times New Roman" w:hAnsi="Times New Roman" w:eastAsia="Times New Roman"/>
+      <w:rFonts w:ascii="Times New Roman" w:hAnsi="Times New Roman" w:eastAsia="Times New Roman" w:cs="Times New Roman"/>
       <w:b/>
       <w:bCs/>
       <w:color w:val="000000"/>
